--- a/lm.docx
+++ b/lm.docx
@@ -564,6 +564,7 @@
         <w:rPr>
           <w:sz w:val="30"/>
           <w:szCs w:val="30"/>
+          <w:lang w:val="en-US"/>
         </w:rPr>
       </w:pPr>
       <w:r>
